--- a/backend/download_templates/体系类/环境目标指标模板.docx
+++ b/backend/download_templates/体系类/环境目标指标模板.docx
@@ -10,9 +10,42 @@
         <w:rPr>
           <w:rFonts w:ascii="Microsoft YaHei" w:hAnsi="Microsoft YaHei" w:eastAsia="Microsoft YaHei"/>
           <w:b/>
-          <w:sz w:val="44"/>
+          <w:sz w:val="36"/>
         </w:rPr>
         <w:t>环境目标指标</w:t>
+      </w:r>
+    </w:p>
+    <w:p/>
+    <w:p>
+      <w:r>
+        <w:rPr>
+          <w:rFonts w:ascii="Microsoft YaHei" w:hAnsi="Microsoft YaHei" w:eastAsia="Microsoft YaHei"/>
+          <w:sz w:val="24"/>
+        </w:rPr>
+        <w:t>公司名称：</w:t>
+      </w:r>
+      <w:r>
+        <w:rPr>
+          <w:rFonts w:ascii="Microsoft YaHei" w:hAnsi="Microsoft YaHei" w:eastAsia="Microsoft YaHei"/>
+          <w:sz w:val="24"/>
+        </w:rPr>
+        <w:t>______________________________</w:t>
+      </w:r>
+    </w:p>
+    <w:p>
+      <w:r>
+        <w:rPr>
+          <w:rFonts w:ascii="Microsoft YaHei" w:hAnsi="Microsoft YaHei" w:eastAsia="Microsoft YaHei"/>
+          <w:sz w:val="24"/>
+        </w:rPr>
+        <w:t>年度：____年</w:t>
+      </w:r>
+      <w:r>
+        <w:rPr>
+          <w:rFonts w:ascii="Microsoft YaHei" w:hAnsi="Microsoft YaHei" w:eastAsia="Microsoft YaHei"/>
+          <w:sz w:val="24"/>
+        </w:rPr>
+        <w:t>____________________</w:t>
       </w:r>
     </w:p>
     <w:p/>
@@ -20,7 +53,6 @@
       <w:tblPr>
         <w:tblStyle w:val="TableGrid"/>
         <w:tblW w:type="auto" w:w="0"/>
-        <w:jc w:val="center"/>
         <w:tblLook w:firstColumn="1" w:firstRow="1" w:lastColumn="0" w:lastRow="0" w:noHBand="0" w:noVBand="1" w:val="04A0"/>
       </w:tblPr>
       <w:tblGrid>
@@ -37,15 +69,9 @@
             <w:tcW w:type="dxa" w:w="1440"/>
           </w:tcPr>
           <w:p>
-            <w:pPr>
-              <w:jc w:val="center"/>
-            </w:pPr>
-            <w:r/>
             <w:r>
               <w:rPr>
-                <w:rFonts w:ascii="Microsoft YaHei" w:hAnsi="Microsoft YaHei" w:eastAsia="Microsoft YaHei"/>
                 <w:b/>
-                <w:sz w:val="22"/>
               </w:rPr>
               <w:t>序号</w:t>
             </w:r>
@@ -56,15 +82,9 @@
             <w:tcW w:type="dxa" w:w="1440"/>
           </w:tcPr>
           <w:p>
-            <w:pPr>
-              <w:jc w:val="center"/>
-            </w:pPr>
-            <w:r/>
             <w:r>
               <w:rPr>
-                <w:rFonts w:ascii="Microsoft YaHei" w:hAnsi="Microsoft YaHei" w:eastAsia="Microsoft YaHei"/>
                 <w:b/>
-                <w:sz w:val="22"/>
               </w:rPr>
               <w:t>目标指标名称</w:t>
             </w:r>
@@ -75,15 +95,9 @@
             <w:tcW w:type="dxa" w:w="1440"/>
           </w:tcPr>
           <w:p>
-            <w:pPr>
-              <w:jc w:val="center"/>
-            </w:pPr>
-            <w:r/>
             <w:r>
               <w:rPr>
-                <w:rFonts w:ascii="Microsoft YaHei" w:hAnsi="Microsoft YaHei" w:eastAsia="Microsoft YaHei"/>
                 <w:b/>
-                <w:sz w:val="22"/>
               </w:rPr>
               <w:t>目标值</w:t>
             </w:r>
@@ -94,15 +108,9 @@
             <w:tcW w:type="dxa" w:w="1440"/>
           </w:tcPr>
           <w:p>
-            <w:pPr>
-              <w:jc w:val="center"/>
-            </w:pPr>
-            <w:r/>
             <w:r>
               <w:rPr>
-                <w:rFonts w:ascii="Microsoft YaHei" w:hAnsi="Microsoft YaHei" w:eastAsia="Microsoft YaHei"/>
                 <w:b/>
-                <w:sz w:val="22"/>
               </w:rPr>
               <w:t>测量方法</w:t>
             </w:r>
@@ -113,15 +121,9 @@
             <w:tcW w:type="dxa" w:w="1440"/>
           </w:tcPr>
           <w:p>
-            <w:pPr>
-              <w:jc w:val="center"/>
-            </w:pPr>
-            <w:r/>
             <w:r>
               <w:rPr>
-                <w:rFonts w:ascii="Microsoft YaHei" w:hAnsi="Microsoft YaHei" w:eastAsia="Microsoft YaHei"/>
                 <w:b/>
-                <w:sz w:val="22"/>
               </w:rPr>
               <w:t>测量频次</w:t>
             </w:r>
@@ -132,15 +134,9 @@
             <w:tcW w:type="dxa" w:w="1440"/>
           </w:tcPr>
           <w:p>
-            <w:pPr>
-              <w:jc w:val="center"/>
-            </w:pPr>
-            <w:r/>
             <w:r>
               <w:rPr>
-                <w:rFonts w:ascii="Microsoft YaHei" w:hAnsi="Microsoft YaHei" w:eastAsia="Microsoft YaHei"/>
                 <w:b/>
-                <w:sz w:val="22"/>
               </w:rPr>
               <w:t>责任人</w:t>
             </w:r>
@@ -152,109 +148,37 @@
           <w:tcPr>
             <w:tcW w:type="dxa" w:w="1440"/>
           </w:tcPr>
-          <w:p>
-            <w:pPr>
-              <w:jc w:val="left"/>
-            </w:pPr>
-            <w:r/>
-            <w:r>
-              <w:rPr>
-                <w:rFonts w:ascii="Microsoft YaHei" w:hAnsi="Microsoft YaHei" w:eastAsia="Microsoft YaHei"/>
-                <w:b w:val="0"/>
-                <w:sz w:val="22"/>
-              </w:rPr>
-            </w:r>
-          </w:p>
+          <w:p/>
         </w:tc>
         <w:tc>
           <w:tcPr>
             <w:tcW w:type="dxa" w:w="1440"/>
           </w:tcPr>
-          <w:p>
-            <w:pPr>
-              <w:jc w:val="left"/>
-            </w:pPr>
-            <w:r/>
-            <w:r>
-              <w:rPr>
-                <w:rFonts w:ascii="Microsoft YaHei" w:hAnsi="Microsoft YaHei" w:eastAsia="Microsoft YaHei"/>
-                <w:b w:val="0"/>
-                <w:sz w:val="22"/>
-              </w:rPr>
-            </w:r>
-          </w:p>
+          <w:p/>
         </w:tc>
         <w:tc>
           <w:tcPr>
             <w:tcW w:type="dxa" w:w="1440"/>
           </w:tcPr>
-          <w:p>
-            <w:pPr>
-              <w:jc w:val="left"/>
-            </w:pPr>
-            <w:r/>
-            <w:r>
-              <w:rPr>
-                <w:rFonts w:ascii="Microsoft YaHei" w:hAnsi="Microsoft YaHei" w:eastAsia="Microsoft YaHei"/>
-                <w:b w:val="0"/>
-                <w:sz w:val="22"/>
-              </w:rPr>
-            </w:r>
-          </w:p>
+          <w:p/>
         </w:tc>
         <w:tc>
           <w:tcPr>
             <w:tcW w:type="dxa" w:w="1440"/>
           </w:tcPr>
-          <w:p>
-            <w:pPr>
-              <w:jc w:val="left"/>
-            </w:pPr>
-            <w:r/>
-            <w:r>
-              <w:rPr>
-                <w:rFonts w:ascii="Microsoft YaHei" w:hAnsi="Microsoft YaHei" w:eastAsia="Microsoft YaHei"/>
-                <w:b w:val="0"/>
-                <w:sz w:val="22"/>
-              </w:rPr>
-            </w:r>
-          </w:p>
+          <w:p/>
         </w:tc>
         <w:tc>
           <w:tcPr>
             <w:tcW w:type="dxa" w:w="1440"/>
           </w:tcPr>
-          <w:p>
-            <w:pPr>
-              <w:jc w:val="left"/>
-            </w:pPr>
-            <w:r/>
-            <w:r>
-              <w:rPr>
-                <w:rFonts w:ascii="Microsoft YaHei" w:hAnsi="Microsoft YaHei" w:eastAsia="Microsoft YaHei"/>
-                <w:b w:val="0"/>
-                <w:sz w:val="22"/>
-              </w:rPr>
-            </w:r>
-          </w:p>
+          <w:p/>
         </w:tc>
         <w:tc>
           <w:tcPr>
             <w:tcW w:type="dxa" w:w="1440"/>
           </w:tcPr>
-          <w:p>
-            <w:pPr>
-              <w:jc w:val="left"/>
-            </w:pPr>
-            <w:r/>
-            <w:r>
-              <w:rPr>
-                <w:rFonts w:ascii="Microsoft YaHei" w:hAnsi="Microsoft YaHei" w:eastAsia="Microsoft YaHei"/>
-                <w:b w:val="0"/>
-                <w:sz w:val="22"/>
-              </w:rPr>
-            </w:r>
-          </w:p>
+          <w:p/>
         </w:tc>
       </w:tr>
       <w:tr>
@@ -262,109 +186,37 @@
           <w:tcPr>
             <w:tcW w:type="dxa" w:w="1440"/>
           </w:tcPr>
-          <w:p>
-            <w:pPr>
-              <w:jc w:val="left"/>
-            </w:pPr>
-            <w:r/>
-            <w:r>
-              <w:rPr>
-                <w:rFonts w:ascii="Microsoft YaHei" w:hAnsi="Microsoft YaHei" w:eastAsia="Microsoft YaHei"/>
-                <w:b w:val="0"/>
-                <w:sz w:val="22"/>
-              </w:rPr>
-            </w:r>
-          </w:p>
+          <w:p/>
         </w:tc>
         <w:tc>
           <w:tcPr>
             <w:tcW w:type="dxa" w:w="1440"/>
           </w:tcPr>
-          <w:p>
-            <w:pPr>
-              <w:jc w:val="left"/>
-            </w:pPr>
-            <w:r/>
-            <w:r>
-              <w:rPr>
-                <w:rFonts w:ascii="Microsoft YaHei" w:hAnsi="Microsoft YaHei" w:eastAsia="Microsoft YaHei"/>
-                <w:b w:val="0"/>
-                <w:sz w:val="22"/>
-              </w:rPr>
-            </w:r>
-          </w:p>
+          <w:p/>
         </w:tc>
         <w:tc>
           <w:tcPr>
             <w:tcW w:type="dxa" w:w="1440"/>
           </w:tcPr>
-          <w:p>
-            <w:pPr>
-              <w:jc w:val="left"/>
-            </w:pPr>
-            <w:r/>
-            <w:r>
-              <w:rPr>
-                <w:rFonts w:ascii="Microsoft YaHei" w:hAnsi="Microsoft YaHei" w:eastAsia="Microsoft YaHei"/>
-                <w:b w:val="0"/>
-                <w:sz w:val="22"/>
-              </w:rPr>
-            </w:r>
-          </w:p>
+          <w:p/>
         </w:tc>
         <w:tc>
           <w:tcPr>
             <w:tcW w:type="dxa" w:w="1440"/>
           </w:tcPr>
-          <w:p>
-            <w:pPr>
-              <w:jc w:val="left"/>
-            </w:pPr>
-            <w:r/>
-            <w:r>
-              <w:rPr>
-                <w:rFonts w:ascii="Microsoft YaHei" w:hAnsi="Microsoft YaHei" w:eastAsia="Microsoft YaHei"/>
-                <w:b w:val="0"/>
-                <w:sz w:val="22"/>
-              </w:rPr>
-            </w:r>
-          </w:p>
+          <w:p/>
         </w:tc>
         <w:tc>
           <w:tcPr>
             <w:tcW w:type="dxa" w:w="1440"/>
           </w:tcPr>
-          <w:p>
-            <w:pPr>
-              <w:jc w:val="left"/>
-            </w:pPr>
-            <w:r/>
-            <w:r>
-              <w:rPr>
-                <w:rFonts w:ascii="Microsoft YaHei" w:hAnsi="Microsoft YaHei" w:eastAsia="Microsoft YaHei"/>
-                <w:b w:val="0"/>
-                <w:sz w:val="22"/>
-              </w:rPr>
-            </w:r>
-          </w:p>
+          <w:p/>
         </w:tc>
         <w:tc>
           <w:tcPr>
             <w:tcW w:type="dxa" w:w="1440"/>
           </w:tcPr>
-          <w:p>
-            <w:pPr>
-              <w:jc w:val="left"/>
-            </w:pPr>
-            <w:r/>
-            <w:r>
-              <w:rPr>
-                <w:rFonts w:ascii="Microsoft YaHei" w:hAnsi="Microsoft YaHei" w:eastAsia="Microsoft YaHei"/>
-                <w:b w:val="0"/>
-                <w:sz w:val="22"/>
-              </w:rPr>
-            </w:r>
-          </w:p>
+          <w:p/>
         </w:tc>
       </w:tr>
       <w:tr>
@@ -372,109 +224,37 @@
           <w:tcPr>
             <w:tcW w:type="dxa" w:w="1440"/>
           </w:tcPr>
-          <w:p>
-            <w:pPr>
-              <w:jc w:val="left"/>
-            </w:pPr>
-            <w:r/>
-            <w:r>
-              <w:rPr>
-                <w:rFonts w:ascii="Microsoft YaHei" w:hAnsi="Microsoft YaHei" w:eastAsia="Microsoft YaHei"/>
-                <w:b w:val="0"/>
-                <w:sz w:val="22"/>
-              </w:rPr>
-            </w:r>
-          </w:p>
+          <w:p/>
         </w:tc>
         <w:tc>
           <w:tcPr>
             <w:tcW w:type="dxa" w:w="1440"/>
           </w:tcPr>
-          <w:p>
-            <w:pPr>
-              <w:jc w:val="left"/>
-            </w:pPr>
-            <w:r/>
-            <w:r>
-              <w:rPr>
-                <w:rFonts w:ascii="Microsoft YaHei" w:hAnsi="Microsoft YaHei" w:eastAsia="Microsoft YaHei"/>
-                <w:b w:val="0"/>
-                <w:sz w:val="22"/>
-              </w:rPr>
-            </w:r>
-          </w:p>
+          <w:p/>
         </w:tc>
         <w:tc>
           <w:tcPr>
             <w:tcW w:type="dxa" w:w="1440"/>
           </w:tcPr>
-          <w:p>
-            <w:pPr>
-              <w:jc w:val="left"/>
-            </w:pPr>
-            <w:r/>
-            <w:r>
-              <w:rPr>
-                <w:rFonts w:ascii="Microsoft YaHei" w:hAnsi="Microsoft YaHei" w:eastAsia="Microsoft YaHei"/>
-                <w:b w:val="0"/>
-                <w:sz w:val="22"/>
-              </w:rPr>
-            </w:r>
-          </w:p>
+          <w:p/>
         </w:tc>
         <w:tc>
           <w:tcPr>
             <w:tcW w:type="dxa" w:w="1440"/>
           </w:tcPr>
-          <w:p>
-            <w:pPr>
-              <w:jc w:val="left"/>
-            </w:pPr>
-            <w:r/>
-            <w:r>
-              <w:rPr>
-                <w:rFonts w:ascii="Microsoft YaHei" w:hAnsi="Microsoft YaHei" w:eastAsia="Microsoft YaHei"/>
-                <w:b w:val="0"/>
-                <w:sz w:val="22"/>
-              </w:rPr>
-            </w:r>
-          </w:p>
+          <w:p/>
         </w:tc>
         <w:tc>
           <w:tcPr>
             <w:tcW w:type="dxa" w:w="1440"/>
           </w:tcPr>
-          <w:p>
-            <w:pPr>
-              <w:jc w:val="left"/>
-            </w:pPr>
-            <w:r/>
-            <w:r>
-              <w:rPr>
-                <w:rFonts w:ascii="Microsoft YaHei" w:hAnsi="Microsoft YaHei" w:eastAsia="Microsoft YaHei"/>
-                <w:b w:val="0"/>
-                <w:sz w:val="22"/>
-              </w:rPr>
-            </w:r>
-          </w:p>
+          <w:p/>
         </w:tc>
         <w:tc>
           <w:tcPr>
             <w:tcW w:type="dxa" w:w="1440"/>
           </w:tcPr>
-          <w:p>
-            <w:pPr>
-              <w:jc w:val="left"/>
-            </w:pPr>
-            <w:r/>
-            <w:r>
-              <w:rPr>
-                <w:rFonts w:ascii="Microsoft YaHei" w:hAnsi="Microsoft YaHei" w:eastAsia="Microsoft YaHei"/>
-                <w:b w:val="0"/>
-                <w:sz w:val="22"/>
-              </w:rPr>
-            </w:r>
-          </w:p>
+          <w:p/>
         </w:tc>
       </w:tr>
       <w:tr>
@@ -482,109 +262,37 @@
           <w:tcPr>
             <w:tcW w:type="dxa" w:w="1440"/>
           </w:tcPr>
-          <w:p>
-            <w:pPr>
-              <w:jc w:val="left"/>
-            </w:pPr>
-            <w:r/>
-            <w:r>
-              <w:rPr>
-                <w:rFonts w:ascii="Microsoft YaHei" w:hAnsi="Microsoft YaHei" w:eastAsia="Microsoft YaHei"/>
-                <w:b w:val="0"/>
-                <w:sz w:val="22"/>
-              </w:rPr>
-            </w:r>
-          </w:p>
+          <w:p/>
         </w:tc>
         <w:tc>
           <w:tcPr>
             <w:tcW w:type="dxa" w:w="1440"/>
           </w:tcPr>
-          <w:p>
-            <w:pPr>
-              <w:jc w:val="left"/>
-            </w:pPr>
-            <w:r/>
-            <w:r>
-              <w:rPr>
-                <w:rFonts w:ascii="Microsoft YaHei" w:hAnsi="Microsoft YaHei" w:eastAsia="Microsoft YaHei"/>
-                <w:b w:val="0"/>
-                <w:sz w:val="22"/>
-              </w:rPr>
-            </w:r>
-          </w:p>
+          <w:p/>
         </w:tc>
         <w:tc>
           <w:tcPr>
             <w:tcW w:type="dxa" w:w="1440"/>
           </w:tcPr>
-          <w:p>
-            <w:pPr>
-              <w:jc w:val="left"/>
-            </w:pPr>
-            <w:r/>
-            <w:r>
-              <w:rPr>
-                <w:rFonts w:ascii="Microsoft YaHei" w:hAnsi="Microsoft YaHei" w:eastAsia="Microsoft YaHei"/>
-                <w:b w:val="0"/>
-                <w:sz w:val="22"/>
-              </w:rPr>
-            </w:r>
-          </w:p>
+          <w:p/>
         </w:tc>
         <w:tc>
           <w:tcPr>
             <w:tcW w:type="dxa" w:w="1440"/>
           </w:tcPr>
-          <w:p>
-            <w:pPr>
-              <w:jc w:val="left"/>
-            </w:pPr>
-            <w:r/>
-            <w:r>
-              <w:rPr>
-                <w:rFonts w:ascii="Microsoft YaHei" w:hAnsi="Microsoft YaHei" w:eastAsia="Microsoft YaHei"/>
-                <w:b w:val="0"/>
-                <w:sz w:val="22"/>
-              </w:rPr>
-            </w:r>
-          </w:p>
+          <w:p/>
         </w:tc>
         <w:tc>
           <w:tcPr>
             <w:tcW w:type="dxa" w:w="1440"/>
           </w:tcPr>
-          <w:p>
-            <w:pPr>
-              <w:jc w:val="left"/>
-            </w:pPr>
-            <w:r/>
-            <w:r>
-              <w:rPr>
-                <w:rFonts w:ascii="Microsoft YaHei" w:hAnsi="Microsoft YaHei" w:eastAsia="Microsoft YaHei"/>
-                <w:b w:val="0"/>
-                <w:sz w:val="22"/>
-              </w:rPr>
-            </w:r>
-          </w:p>
+          <w:p/>
         </w:tc>
         <w:tc>
           <w:tcPr>
             <w:tcW w:type="dxa" w:w="1440"/>
           </w:tcPr>
-          <w:p>
-            <w:pPr>
-              <w:jc w:val="left"/>
-            </w:pPr>
-            <w:r/>
-            <w:r>
-              <w:rPr>
-                <w:rFonts w:ascii="Microsoft YaHei" w:hAnsi="Microsoft YaHei" w:eastAsia="Microsoft YaHei"/>
-                <w:b w:val="0"/>
-                <w:sz w:val="22"/>
-              </w:rPr>
-            </w:r>
-          </w:p>
+          <w:p/>
         </w:tc>
       </w:tr>
       <w:tr>
@@ -592,112 +300,72 @@
           <w:tcPr>
             <w:tcW w:type="dxa" w:w="1440"/>
           </w:tcPr>
-          <w:p>
-            <w:pPr>
-              <w:jc w:val="left"/>
-            </w:pPr>
-            <w:r/>
-            <w:r>
-              <w:rPr>
-                <w:rFonts w:ascii="Microsoft YaHei" w:hAnsi="Microsoft YaHei" w:eastAsia="Microsoft YaHei"/>
-                <w:b w:val="0"/>
-                <w:sz w:val="22"/>
-              </w:rPr>
-            </w:r>
-          </w:p>
+          <w:p/>
         </w:tc>
         <w:tc>
           <w:tcPr>
             <w:tcW w:type="dxa" w:w="1440"/>
           </w:tcPr>
-          <w:p>
-            <w:pPr>
-              <w:jc w:val="left"/>
-            </w:pPr>
-            <w:r/>
-            <w:r>
-              <w:rPr>
-                <w:rFonts w:ascii="Microsoft YaHei" w:hAnsi="Microsoft YaHei" w:eastAsia="Microsoft YaHei"/>
-                <w:b w:val="0"/>
-                <w:sz w:val="22"/>
-              </w:rPr>
-            </w:r>
-          </w:p>
+          <w:p/>
         </w:tc>
         <w:tc>
           <w:tcPr>
             <w:tcW w:type="dxa" w:w="1440"/>
           </w:tcPr>
-          <w:p>
-            <w:pPr>
-              <w:jc w:val="left"/>
-            </w:pPr>
-            <w:r/>
-            <w:r>
-              <w:rPr>
-                <w:rFonts w:ascii="Microsoft YaHei" w:hAnsi="Microsoft YaHei" w:eastAsia="Microsoft YaHei"/>
-                <w:b w:val="0"/>
-                <w:sz w:val="22"/>
-              </w:rPr>
-            </w:r>
-          </w:p>
+          <w:p/>
         </w:tc>
         <w:tc>
           <w:tcPr>
             <w:tcW w:type="dxa" w:w="1440"/>
           </w:tcPr>
-          <w:p>
-            <w:pPr>
-              <w:jc w:val="left"/>
-            </w:pPr>
-            <w:r/>
-            <w:r>
-              <w:rPr>
-                <w:rFonts w:ascii="Microsoft YaHei" w:hAnsi="Microsoft YaHei" w:eastAsia="Microsoft YaHei"/>
-                <w:b w:val="0"/>
-                <w:sz w:val="22"/>
-              </w:rPr>
-            </w:r>
-          </w:p>
+          <w:p/>
         </w:tc>
         <w:tc>
           <w:tcPr>
             <w:tcW w:type="dxa" w:w="1440"/>
           </w:tcPr>
-          <w:p>
-            <w:pPr>
-              <w:jc w:val="left"/>
-            </w:pPr>
-            <w:r/>
-            <w:r>
-              <w:rPr>
-                <w:rFonts w:ascii="Microsoft YaHei" w:hAnsi="Microsoft YaHei" w:eastAsia="Microsoft YaHei"/>
-                <w:b w:val="0"/>
-                <w:sz w:val="22"/>
-              </w:rPr>
-            </w:r>
-          </w:p>
+          <w:p/>
         </w:tc>
         <w:tc>
           <w:tcPr>
             <w:tcW w:type="dxa" w:w="1440"/>
           </w:tcPr>
-          <w:p>
-            <w:pPr>
-              <w:jc w:val="left"/>
-            </w:pPr>
-            <w:r/>
-            <w:r>
-              <w:rPr>
-                <w:rFonts w:ascii="Microsoft YaHei" w:hAnsi="Microsoft YaHei" w:eastAsia="Microsoft YaHei"/>
-                <w:b w:val="0"/>
-                <w:sz w:val="22"/>
-              </w:rPr>
-            </w:r>
-          </w:p>
+          <w:p/>
         </w:tc>
       </w:tr>
     </w:tbl>
+    <w:p/>
+    <w:p/>
+    <w:p>
+      <w:r>
+        <w:rPr>
+          <w:rFonts w:ascii="Microsoft YaHei" w:hAnsi="Microsoft YaHei" w:eastAsia="Microsoft YaHei"/>
+          <w:b w:val="0"/>
+          <w:sz w:val="24"/>
+        </w:rPr>
+        <w:t>编制人：____________        日期：____年____月____日</w:t>
+      </w:r>
+    </w:p>
+    <w:p>
+      <w:r>
+        <w:rPr>
+          <w:rFonts w:ascii="Microsoft YaHei" w:hAnsi="Microsoft YaHei" w:eastAsia="Microsoft YaHei"/>
+          <w:b w:val="0"/>
+          <w:sz w:val="24"/>
+        </w:rPr>
+        <w:t>审核人：____________        日期：____年____月____日</w:t>
+      </w:r>
+    </w:p>
+    <w:p>
+      <w:r>
+        <w:rPr>
+          <w:rFonts w:ascii="Microsoft YaHei" w:hAnsi="Microsoft YaHei" w:eastAsia="Microsoft YaHei"/>
+          <w:b w:val="0"/>
+          <w:sz w:val="24"/>
+        </w:rPr>
+        <w:t>批准人：____________        日期：____年____月____日</w:t>
+      </w:r>
+    </w:p>
     <w:sectPr>
       <w:pgSz w:w="12240" w:h="15840"/>
       <w:pgMar w:top="1440" w:right="1800" w:bottom="1440" w:left="1800" w:header="720" w:footer="720" w:gutter="0"/>
@@ -1071,10 +739,6 @@
     <w:name w:val="Normal"/>
     <w:qFormat/>
     <w:rsid w:val="00FC693F"/>
-    <w:rPr>
-      <w:rFonts w:ascii="Microsoft YaHei" w:hAnsi="Microsoft YaHei" w:eastAsia="Microsoft YaHei"/>
-      <w:sz w:val="24"/>
-    </w:rPr>
   </w:style>
   <w:style w:type="paragraph" w:styleId="Header">
     <w:name w:val="header"/>
